--- a/docs/AWS_Cloud_Project_Report_Filled.docx
+++ b/docs/AWS_Cloud_Project_Report_Filled.docx
@@ -13069,11 +13069,10 @@
           <w:p>
             <w:r>
               <w:rPr>
-                <w:rFonts w:ascii="Times New Roman" w:hAnsi="Times New Roman" w:eastAsia="Times New Roman"/>
-                <w:sz w:val="20"/>
-                <w:highlight w:val="yellow"/>
-              </w:rPr>
-              <w:t>add username</w:t>
+                <w:rFonts w:ascii="Times New Roman" w:hAnsi="Times New Roman"/>
+                <w:sz w:val="19"/>
+              </w:rPr>
+              <w:t>grani27-m</w:t>
             </w:r>
           </w:p>
         </w:tc>
